--- a/atelier/atelier_117.docx
+++ b/atelier/atelier_117.docx
@@ -441,7 +441,7 @@
           </w:tcPr>
           <w:p>
             <w:r>
-              <w:t xml:space="preserve">Versions dynamiques repérées (#116)</w:t>
+              <w:t xml:space="preserve">Versions dynamiques repérées</w:t>
             </w:r>
           </w:p>
         </w:tc>
@@ -460,7 +460,7 @@
         <w:spacing w:after="120"/>
       </w:pPr>
       <w:r>
-        <w:t xml:space="preserve">La liste des versions dynamiques est établie (#116). Place au geste : les remplacer par des versions exactes. Pour chaque SNAPSHOT, LATEST ou range, on identifie la version réellement utilisée aujourd’hui et on l’inscrit en dur dans le fichier de dépendances. L’opération est simple mais demande de la rigueur : il faut figer la version ACTUELLE (celle qui tourne et qui a été testée), vérifier que le build passe toujours après fixation, et le faire pour tous les écosystèmes. À la fin, plus aucune version dynamique : le build devient reproductible, ce qui a été testé est exactement ce qui sera déployé. C’est le geste fondateur de P03.</w:t>
+        <w:t xml:space="preserve">La liste des versions dynamiques est établie. Place au geste : les remplacer par des versions exactes. Pour chaque SNAPSHOT, LATEST ou range, on identifie la version réellement utilisée aujourd’hui et on l’inscrit en dur dans le fichier de dépendances. L’opération est simple mais demande de la rigueur : il faut figer la version ACTUELLE (celle qui tourne et qui a été testée), vérifier que le build passe toujours après fixation, et le faire pour tous les écosystèmes. À la fin, plus aucune version dynamique : le build devient reproductible, ce qui a été testé est exactement ce qui sera déployé. C’est le geste fondateur de P03.</w:t>
       </w:r>
     </w:p>
     <w:p>
@@ -494,20 +494,20 @@
         <w:spacing w:after="80"/>
       </w:pPr>
       <w:r>
-        <w:t xml:space="preserve">La version exacte rend le build reproductible : une fois figée, la dépendance est la même à chaque build, pour tout le monde, en test comme en prod. Le risque invisible du #116 disparaît : testé = déployé. C’est l’objectif direct de la fixation.</w:t>
-      </w:r>
-    </w:p>
-    <w:p>
-      <w:pPr>
-        <w:pStyle w:val="ListParagraph"/>
-        <w:numPr>
-          <w:ilvl w:val="0"/>
-          <w:numId w:val="2"/>
-        </w:numPr>
-        <w:spacing w:after="80"/>
-      </w:pPr>
-      <w:r>
-        <w:t xml:space="preserve">Fixer n’est pas renoncer aux mises à jour : figer les versions ne veut pas dire ne plus jamais les mettre à jour — cela veut dire que les mises à jour deviennent des décisions VOLONTAIRES et tracées (via Renovate/Dependabot, cf. #119 → H02-89), au lieu de dérives subies. On reprend le contrôle du quand.</w:t>
+        <w:t xml:space="preserve">La version exacte rend le build reproductible : une fois figée, la dépendance est la même à chaque build, pour tout le monde, en test comme en prod. Le risque invisible du sNAPSHOT en prod : le risque invisible disparaît : testé = déployé. C’est l’objectif direct de la fixation.</w:t>
+      </w:r>
+    </w:p>
+    <w:p>
+      <w:pPr>
+        <w:pStyle w:val="ListParagraph"/>
+        <w:numPr>
+          <w:ilvl w:val="0"/>
+          <w:numId w:val="2"/>
+        </w:numPr>
+        <w:spacing w:after="80"/>
+      </w:pPr>
+      <w:r>
+        <w:t xml:space="preserve">Fixer n’est pas renoncer aux mises à jour : figer les versions ne veut pas dire ne plus jamais les mettre à jour — cela veut dire que les mises à jour deviennent des décisions VOLONTAIRES et tracées (via Renovate/Dependabot, cf. → H02-89), au lieu de dérives subies. On reprend le contrôle du quand.</w:t>
       </w:r>
     </w:p>
     <w:p>
@@ -554,7 +554,7 @@
         <w:spacing w:after="80"/>
       </w:pPr>
       <w:r>
-        <w:t xml:space="preserve">Remplacer dynamique par exact, écosystème par écosystème : SNAPSHOT → version release exacte, LATEST/RELEASE → version exacte, range → version exacte. Traiter tous les écosystèmes (Maven, Gradle, npm avec lock #85…), comme l’audit du #87 pour les locks.</w:t>
+        <w:t xml:space="preserve">Remplacer dynamique par exact, écosystème par écosystème : SNAPSHOT → version release exacte, LATEST/RELEASE → version exacte, range → version exacte. Traiter tous les écosystèmes (Maven, Gradle, npm avec lock…), comme l’audit du l’audit des écosystèmes : aucun trou dans la couverture pour les locks.</w:t>
       </w:r>
     </w:p>
     <w:p>
@@ -596,7 +596,7 @@
         <w:spacing w:after="120"/>
       </w:pPr>
       <w:r>
-        <w:t xml:space="preserve">À la sortie, toutes les versions dynamiques repérées au #116 ont été remplacées par des versions exactes figées, sur tous les écosystèmes, avec le build vérifié après fixation. Le comportement n’a pas changé (on a figé l’existant), mais le build est désormais reproductible : ce qui est testé est exactement ce qui sera déployé. Le risque invisible des SNAPSHOT et ranges a disparu. Les mises à jour futures deviendront des décisions volontaires (via Renovate/Dependabot, #119 → H02-89). La métrique Versions fixées bascule du dynamique au figé.</w:t>
+        <w:t xml:space="preserve">À la sortie, toutes les versions dynamiques repérées au sNAPSHOT en prod : le risque invisible ont été remplacées par des versions exactes figées, sur tous les écosystèmes, avec le build vérifié après fixation. Le comportement n’a pas changé (on a figé l’existant), mais le build est désormais reproductible : ce qui est testé est exactement ce qui sera déployé. Le risque invisible des SNAPSHOT et ranges a disparu. Les mises à jour futures deviendront des décisions volontaires (via Renovate/Dependabot, → H02-89). La métrique Versions fixées bascule du dynamique au figé.</w:t>
       </w:r>
     </w:p>
     <w:p>
@@ -616,7 +616,7 @@
           <w:b w:val="false"/>
           <w:bCs w:val="false"/>
         </w:rPr>
-        <w:t xml:space="preserve">Template recommandé : Fixation des versions (sur la liste du #116).</w:t>
+        <w:t xml:space="preserve">Template recommandé : Fixation des versions (sur la liste du sNAPSHOT en prod : le risque invisible).</w:t>
       </w:r>
     </w:p>
     <w:p>
@@ -776,7 +776,7 @@
         <w:t xml:space="preserve">(5 min) Débrief</w:t>
       </w:r>
       <w:r>
-        <w:t xml:space="preserve"> — on constate : plus de versions dynamiques, build reproductible. Le garde-fou #118 empêchera le retour.</w:t>
+        <w:t xml:space="preserve"> — on constate : plus de versions dynamiques, build reproductible. Le garde-fou empêchera le retour.</w:t>
       </w:r>
     </w:p>
     <w:p>
@@ -852,7 +852,7 @@
         <w:spacing w:after="120"/>
       </w:pPr>
       <w:r>
-        <w:t xml:space="preserve">Les versions sont figées. La suite empêche le retour en arrière et organise les mises à jour : #118 (garde-fou — tout SNAPSHOT fixé avant chaque release), #119 (Renovate/Dependabot pour des mises à jour volontaires et tracées — renvoi à H02-89, mutualisé), #120 (scan de vulnérabilités — renvoi à P04). La reproductibilité acquise ici est ce que ces étapes maintiennent.</w:t>
+        <w:t xml:space="preserve">Les versions sont figées. La suite empêche le retour en arrière et organise les mises à jour : (garde-fou — tout SNAPSHOT fixé avant chaque release), (Renovate/Dependabot pour des mises à jour volontaires et tracées — renvoi à H02-89, mutualisé), (scan de vulnérabilités — renvoi à P04). La reproductibilité acquise ici est ce que ces étapes maintiennent.</w:t>
       </w:r>
     </w:p>
     <w:p>
